--- a/GUDIE-GLOBAL-CGE Data Summary_v1.docx
+++ b/GUDIE-GLOBAL-CGE Data Summary_v1.docx
@@ -77,6 +77,8 @@
         </w:rPr>
         <w:t>김진태</w:t>
       </w:r>
+      <w:bookmarkStart w:id="0" w:name="_GoBack"/>
+      <w:bookmarkEnd w:id="0"/>
     </w:p>
     <w:p>
       <w:pPr>
@@ -197,6 +199,12 @@
           <w:rFonts w:hint="eastAsia"/>
         </w:rPr>
         <w:t>자료가 많고 이를 가공하는 절차</w:t>
+      </w:r>
+      <w:r>
+        <w:rPr>
+          <w:rFonts w:hint="eastAsia"/>
+        </w:rPr>
+        <w:t xml:space="preserve"> </w:t>
       </w:r>
       <w:r>
         <w:rPr>
@@ -408,55 +416,19 @@
         </w:numPr>
       </w:pPr>
       <w:r>
-        <w:t>SSP DB</w:t>
-      </w:r>
-      <w:r>
-        <w:t xml:space="preserve">: </w:t>
-      </w:r>
-      <w:r>
         <w:rPr>
           <w:rFonts w:hint="eastAsia"/>
         </w:rPr>
-        <w:t>미래 전망 자료</w:t>
-      </w:r>
-      <w:r>
-        <w:t xml:space="preserve"> </w:t>
+        <w:t>O</w:t>
+      </w:r>
+      <w:r>
+        <w:t xml:space="preserve">wn price elasticity </w:t>
       </w:r>
       <w:r>
         <w:rPr>
           <w:rFonts w:hint="eastAsia"/>
         </w:rPr>
-        <w:t xml:space="preserve">지역 </w:t>
-      </w:r>
-      <w:r>
-        <w:t>Mapping</w:t>
-      </w:r>
-      <w:r>
-        <w:t xml:space="preserve">, </w:t>
-      </w:r>
-      <w:r>
-        <w:rPr>
-          <w:rFonts w:hint="eastAsia"/>
-        </w:rPr>
-        <w:t>G</w:t>
-      </w:r>
-      <w:r>
-        <w:t xml:space="preserve">DP, </w:t>
-      </w:r>
-      <w:r>
-        <w:rPr>
-          <w:rFonts w:hint="eastAsia"/>
-        </w:rPr>
-        <w:t>P</w:t>
-      </w:r>
-      <w:r>
-        <w:t xml:space="preserve">OP </w:t>
-      </w:r>
-      <w:r>
-        <w:rPr>
-          <w:rFonts w:hint="eastAsia"/>
-        </w:rPr>
-        <w:t>요약 결과 작성</w:t>
+        <w:t>추정</w:t>
       </w:r>
     </w:p>
     <w:p>
@@ -468,6 +440,63 @@
         </w:numPr>
       </w:pPr>
       <w:r>
+        <w:t>SSP DB</w:t>
+      </w:r>
+      <w:r>
+        <w:t xml:space="preserve">: </w:t>
+      </w:r>
+      <w:r>
+        <w:rPr>
+          <w:rFonts w:hint="eastAsia"/>
+        </w:rPr>
+        <w:t>미래 전망 자료</w:t>
+      </w:r>
+      <w:r>
+        <w:t xml:space="preserve"> </w:t>
+      </w:r>
+      <w:r>
+        <w:rPr>
+          <w:rFonts w:hint="eastAsia"/>
+        </w:rPr>
+        <w:t xml:space="preserve">지역 </w:t>
+      </w:r>
+      <w:r>
+        <w:t xml:space="preserve">Mapping, </w:t>
+      </w:r>
+      <w:r>
+        <w:rPr>
+          <w:rFonts w:hint="eastAsia"/>
+        </w:rPr>
+        <w:t>G</w:t>
+      </w:r>
+      <w:r>
+        <w:t xml:space="preserve">DP, </w:t>
+      </w:r>
+      <w:r>
+        <w:rPr>
+          <w:rFonts w:hint="eastAsia"/>
+        </w:rPr>
+        <w:t>P</w:t>
+      </w:r>
+      <w:r>
+        <w:t xml:space="preserve">OP </w:t>
+      </w:r>
+      <w:r>
+        <w:rPr>
+          <w:rFonts w:hint="eastAsia"/>
+        </w:rPr>
+        <w:t>요약 결과 작성</w:t>
+      </w:r>
+    </w:p>
+    <w:p>
+      <w:pPr>
+        <w:pStyle w:val="ListParagraph"/>
+        <w:numPr>
+          <w:ilvl w:val="0"/>
+          <w:numId w:val="1"/>
+        </w:numPr>
+      </w:pPr>
+      <w:r>
         <w:t xml:space="preserve">IAMC </w:t>
       </w:r>
       <w:r>
@@ -535,26 +564,8 @@
         <w:jc w:val="center"/>
       </w:pPr>
     </w:p>
-    <w:p>
-      <w:pPr>
-        <w:jc w:val="center"/>
-      </w:pPr>
-    </w:p>
-    <w:p>
-      <w:pPr>
-        <w:jc w:val="center"/>
-      </w:pPr>
-    </w:p>
-    <w:p>
-      <w:r>
-        <w:lastRenderedPageBreak/>
-        <w:br w:type="page"/>
-      </w:r>
-    </w:p>
-    <w:p>
-      <w:bookmarkStart w:id="0" w:name="_GoBack"/>
-      <w:bookmarkEnd w:id="0"/>
-    </w:p>
+    <w:p/>
+    <w:p/>
     <w:p>
       <w:pPr>
         <w:pStyle w:val="ListParagraph"/>
@@ -571,6 +582,7 @@
           <w:rFonts w:hint="eastAsia"/>
           <w:b/>
         </w:rPr>
+        <w:lastRenderedPageBreak/>
         <w:t xml:space="preserve">세계 에너지 밸런스 </w:t>
       </w:r>
       <w:r>
@@ -673,11 +685,6 @@
       </w:r>
     </w:p>
     <w:p>
-      <w:pPr>
-        <w:rPr>
-          <w:rFonts w:hint="eastAsia"/>
-        </w:rPr>
-      </w:pPr>
       <w:r>
         <w:rPr>
           <w:rFonts w:hint="eastAsia"/>
@@ -2104,11 +2111,6 @@
       </w:r>
     </w:p>
     <w:p>
-      <w:pPr>
-        <w:rPr>
-          <w:rFonts w:hint="eastAsia"/>
-        </w:rPr>
-      </w:pPr>
       <w:r>
         <w:rPr>
           <w:rFonts w:hint="eastAsia"/>
@@ -2323,11 +2325,6 @@
       </w:r>
     </w:p>
     <w:p>
-      <w:pPr>
-        <w:rPr>
-          <w:rFonts w:hint="eastAsia"/>
-        </w:rPr>
-      </w:pPr>
       <w:r>
         <w:rPr>
           <w:rFonts w:hint="eastAsia"/>
@@ -2894,7 +2891,6 @@
     <w:p>
       <w:pPr>
         <w:rPr>
-          <w:rFonts w:hint="eastAsia"/>
           <w:b/>
         </w:rPr>
       </w:pPr>
@@ -23742,13 +23738,7 @@
         <w:t>.</w:t>
       </w:r>
     </w:p>
-    <w:p>
-      <w:pPr>
-        <w:rPr>
-          <w:rFonts w:hint="eastAsia"/>
-        </w:rPr>
-      </w:pPr>
-    </w:p>
+    <w:p/>
     <w:sectPr>
       <w:footerReference w:type="default" r:id="rId8"/>
       <w:pgSz w:w="11906" w:h="16838"/>
@@ -23864,7 +23854,6 @@
     <w:p>
       <w:pPr>
         <w:rPr>
-          <w:rFonts w:hint="eastAsia"/>
           <w:i/>
         </w:rPr>
       </w:pPr>
@@ -23883,63 +23872,31 @@
           <w:sz w:val="18"/>
           <w:szCs w:val="18"/>
         </w:rPr>
-        <w:t>WORLDBIG_by_COUNTRY_from_GIBRALTAR_to_RWANDA.txt</w:t>
-      </w:r>
-      <w:r>
+        <w:t>WORLDBIG_by_COUNTRY_from_GIBRALTAR_to_RWANDA.txt, WORLDBIG_by_COUNTRY_from_SAUDIARABIA_to_MAURITANIA.txt, WORLDBIG_by_COUNTRY_from_WORLD_to_GHANA.txt</w:t>
+      </w:r>
+    </w:p>
+  </w:footnote>
+  <w:footnote w:id="2">
+    <w:p>
+      <w:pPr>
         <w:rPr>
           <w:i/>
           <w:sz w:val="18"/>
-          <w:szCs w:val="18"/>
-        </w:rPr>
-        <w:t xml:space="preserve">, </w:t>
+        </w:rPr>
+      </w:pPr>
+      <w:r>
+        <w:rPr>
+          <w:rStyle w:val="FootnoteReference"/>
+        </w:rPr>
+        <w:footnoteRef/>
+      </w:r>
+      <w:r>
+        <w:t xml:space="preserve"> </w:t>
       </w:r>
       <w:r>
         <w:rPr>
           <w:i/>
           <w:sz w:val="18"/>
-          <w:szCs w:val="18"/>
-        </w:rPr>
-        <w:t>WORLDBIG_by_COUNTRY_from_SAUDIARABIA_to_MAURITANIA.txt</w:t>
-      </w:r>
-      <w:r>
-        <w:rPr>
-          <w:i/>
-          <w:sz w:val="18"/>
-          <w:szCs w:val="18"/>
-        </w:rPr>
-        <w:t xml:space="preserve">, </w:t>
-      </w:r>
-      <w:r>
-        <w:rPr>
-          <w:i/>
-          <w:sz w:val="18"/>
-          <w:szCs w:val="18"/>
-        </w:rPr>
-        <w:t>WORLDBIG_by_COUNTRY_from_WORLD_to_GHANA.txt</w:t>
-      </w:r>
-    </w:p>
-  </w:footnote>
-  <w:footnote w:id="2">
-    <w:p>
-      <w:pPr>
-        <w:rPr>
-          <w:i/>
-          <w:sz w:val="18"/>
-        </w:rPr>
-      </w:pPr>
-      <w:r>
-        <w:rPr>
-          <w:rStyle w:val="FootnoteReference"/>
-        </w:rPr>
-        <w:footnoteRef/>
-      </w:r>
-      <w:r>
-        <w:t xml:space="preserve"> </w:t>
-      </w:r>
-      <w:r>
-        <w:rPr>
-          <w:i/>
-          <w:sz w:val="18"/>
         </w:rPr>
         <w:t>AFRICA_UN, AMERICAS_UN, ASEAN, ASIA_UN, CHINAREG, EU27, EU28, EUROPE_UN, F_USSR, F_USSR_TOTAL, F_YUGOSLAVIA, F_YUGO_TOTAL, G20, G7, G8, IEAFAMILY, IEATOT, NON_OECDAFR, NON_OECDAM, NON_OECDAO_X_CHINA, NON_OECDEURAS, NON_OECDME, NON_OECDTOT, OCEANIA_UN, OECDAM, OECDAO, OECDEUR, OECDTOT, OPEC, OTH_NON_OECDAFR, OTH_NON_OECDAM, OTH_NON_OECDAO,  WORLD, WORLDAV, WORLDMAR</w:t>
       </w:r>
@@ -23947,9 +23904,6 @@
     <w:p>
       <w:pPr>
         <w:pStyle w:val="FootnoteText"/>
-        <w:rPr>
-          <w:rFonts w:hint="eastAsia"/>
-        </w:rPr>
       </w:pPr>
     </w:p>
   </w:footnote>
@@ -26724,7 +26678,7 @@
 </file>
 
 <file path=customXml/itemProps1.xml><?xml version="1.0" encoding="utf-8"?>
-<ds:datastoreItem xmlns:ds="http://schemas.openxmlformats.org/officeDocument/2006/customXml" ds:itemID="{2E0B4495-E233-46D9-8C89-AF6D800BD39F}">
+<ds:datastoreItem xmlns:ds="http://schemas.openxmlformats.org/officeDocument/2006/customXml" ds:itemID="{5D7FD11A-DEE1-419D-92A4-56D4334469C6}">
   <ds:schemaRefs>
     <ds:schemaRef ds:uri="http://schemas.openxmlformats.org/officeDocument/2006/bibliography"/>
   </ds:schemaRefs>
